--- a/docs/registry/out/05_Перечень_сторонних_компонентов_и_лицензий.docx
+++ b/docs/registry/out/05_Перечень_сторонних_компонентов_и_лицензий.docx
@@ -464,18 +464,3048 @@
         <w:t>4. Библиотеки Python, входящие в установочный пакет</w:t>
       </w:r>
     </w:p>
-    <w:p>
-      <w:pPr>
-        <w:jc w:val="both"/>
-      </w:pPr>
-      <w:r>
-        <w:rPr>
-          <w:b w:val="0"/>
-          <w:i/>
-        </w:rPr>
-        <w:t>(перечень формируется из docs/registry/components.txt — снимок установленного пакета)</w:t>
-      </w:r>
-    </w:p>
+    <w:tbl>
+      <w:tblPr>
+        <w:tblW w:type="auto" w:w="0"/>
+        <w:jc w:val="center"/>
+        <w:tblLook w:firstColumn="1" w:firstRow="1" w:lastColumn="0" w:lastRow="0" w:noHBand="0" w:noVBand="1" w:val="04A0"/>
+        <w:tblBorders>
+          <w:top w:val="single" w:sz="4" w:space="0" w:color="000000"/>
+          <w:left w:val="single" w:sz="4" w:space="0" w:color="000000"/>
+          <w:bottom w:val="single" w:sz="4" w:space="0" w:color="000000"/>
+          <w:right w:val="single" w:sz="4" w:space="0" w:color="000000"/>
+          <w:insideH w:val="single" w:sz="4" w:space="0" w:color="000000"/>
+          <w:insideV w:val="single" w:sz="4" w:space="0" w:color="000000"/>
+        </w:tblBorders>
+      </w:tblPr>
+      <w:tblGrid>
+        <w:gridCol w:w="2493"/>
+        <w:gridCol w:w="2493"/>
+        <w:gridCol w:w="2493"/>
+        <w:gridCol w:w="2493"/>
+      </w:tblGrid>
+      <w:tr>
+        <w:tc>
+          <w:tcPr>
+            <w:tcW w:type="dxa" w:w="2268"/>
+          </w:tcPr>
+          <w:p>
+            <w:r/>
+            <w:r>
+              <w:rPr>
+                <w:b/>
+                <w:sz w:val="20"/>
+              </w:rPr>
+              <w:t>Компонент</w:t>
+            </w:r>
+          </w:p>
+        </w:tc>
+        <w:tc>
+          <w:tcPr>
+            <w:tcW w:type="dxa" w:w="1247"/>
+          </w:tcPr>
+          <w:p>
+            <w:r/>
+            <w:r>
+              <w:rPr>
+                <w:b/>
+                <w:sz w:val="20"/>
+              </w:rPr>
+              <w:t>Версия</w:t>
+            </w:r>
+          </w:p>
+        </w:tc>
+        <w:tc>
+          <w:tcPr>
+            <w:tcW w:type="dxa" w:w="2154"/>
+          </w:tcPr>
+          <w:p>
+            <w:r/>
+            <w:r>
+              <w:rPr>
+                <w:b/>
+                <w:sz w:val="20"/>
+              </w:rPr>
+              <w:t>Лицензия</w:t>
+            </w:r>
+          </w:p>
+        </w:tc>
+        <w:tc>
+          <w:tcPr>
+            <w:tcW w:type="dxa" w:w="3402"/>
+          </w:tcPr>
+          <w:p>
+            <w:r/>
+            <w:r>
+              <w:rPr>
+                <w:b/>
+                <w:sz w:val="20"/>
+              </w:rPr>
+              <w:t>Условия использования</w:t>
+            </w:r>
+          </w:p>
+        </w:tc>
+      </w:tr>
+      <w:tr>
+        <w:tc>
+          <w:tcPr>
+            <w:tcW w:type="dxa" w:w="2268"/>
+          </w:tcPr>
+          <w:p>
+            <w:r/>
+            <w:r>
+              <w:rPr>
+                <w:sz w:val="20"/>
+              </w:rPr>
+              <w:t>backports.tarfile</w:t>
+            </w:r>
+          </w:p>
+        </w:tc>
+        <w:tc>
+          <w:tcPr>
+            <w:tcW w:type="dxa" w:w="1247"/>
+          </w:tcPr>
+          <w:p>
+            <w:r/>
+            <w:r>
+              <w:rPr>
+                <w:sz w:val="20"/>
+              </w:rPr>
+              <w:t>1.2.0</w:t>
+            </w:r>
+          </w:p>
+        </w:tc>
+        <w:tc>
+          <w:tcPr>
+            <w:tcW w:type="dxa" w:w="2154"/>
+          </w:tcPr>
+          <w:p>
+            <w:r/>
+            <w:r>
+              <w:rPr>
+                <w:sz w:val="20"/>
+              </w:rPr>
+              <w:t>MIT License</w:t>
+            </w:r>
+          </w:p>
+        </w:tc>
+        <w:tc>
+          <w:tcPr>
+            <w:tcW w:type="dxa" w:w="3402"/>
+          </w:tcPr>
+          <w:p>
+            <w:r/>
+            <w:r>
+              <w:rPr>
+                <w:sz w:val="20"/>
+              </w:rPr>
+              <w:t>Разрешительная лицензия: требуется сохранение уведомления об авторских правах.</w:t>
+            </w:r>
+          </w:p>
+        </w:tc>
+      </w:tr>
+      <w:tr>
+        <w:tc>
+          <w:tcPr>
+            <w:tcW w:type="dxa" w:w="2268"/>
+          </w:tcPr>
+          <w:p>
+            <w:r/>
+            <w:r>
+              <w:rPr>
+                <w:sz w:val="20"/>
+              </w:rPr>
+              <w:t>cached-property</w:t>
+            </w:r>
+          </w:p>
+        </w:tc>
+        <w:tc>
+          <w:tcPr>
+            <w:tcW w:type="dxa" w:w="1247"/>
+          </w:tcPr>
+          <w:p>
+            <w:r/>
+            <w:r>
+              <w:rPr>
+                <w:sz w:val="20"/>
+              </w:rPr>
+              <w:t>2.0.1</w:t>
+            </w:r>
+          </w:p>
+        </w:tc>
+        <w:tc>
+          <w:tcPr>
+            <w:tcW w:type="dxa" w:w="2154"/>
+          </w:tcPr>
+          <w:p>
+            <w:r/>
+            <w:r>
+              <w:rPr>
+                <w:sz w:val="20"/>
+              </w:rPr>
+              <w:t>BSD</w:t>
+            </w:r>
+          </w:p>
+        </w:tc>
+        <w:tc>
+          <w:tcPr>
+            <w:tcW w:type="dxa" w:w="3402"/>
+          </w:tcPr>
+          <w:p>
+            <w:r/>
+            <w:r>
+              <w:rPr>
+                <w:sz w:val="20"/>
+              </w:rPr>
+              <w:t>Разрешительная лицензия: требуется сохранение уведомления об авторских правах.</w:t>
+            </w:r>
+          </w:p>
+        </w:tc>
+      </w:tr>
+      <w:tr>
+        <w:tc>
+          <w:tcPr>
+            <w:tcW w:type="dxa" w:w="2268"/>
+          </w:tcPr>
+          <w:p>
+            <w:r/>
+            <w:r>
+              <w:rPr>
+                <w:sz w:val="20"/>
+              </w:rPr>
+              <w:t>caldav</w:t>
+            </w:r>
+          </w:p>
+        </w:tc>
+        <w:tc>
+          <w:tcPr>
+            <w:tcW w:type="dxa" w:w="1247"/>
+          </w:tcPr>
+          <w:p>
+            <w:r/>
+            <w:r>
+              <w:rPr>
+                <w:sz w:val="20"/>
+              </w:rPr>
+              <w:t>2.0.1</w:t>
+            </w:r>
+          </w:p>
+        </w:tc>
+        <w:tc>
+          <w:tcPr>
+            <w:tcW w:type="dxa" w:w="2154"/>
+          </w:tcPr>
+          <w:p>
+            <w:r/>
+            <w:r>
+              <w:rPr>
+                <w:sz w:val="20"/>
+              </w:rPr>
+              <w:t>GPL-3.0-or-later OR Apache-2.0 (двойная лицензия)</w:t>
+            </w:r>
+          </w:p>
+        </w:tc>
+        <w:tc>
+          <w:tcPr>
+            <w:tcW w:type="dxa" w:w="3402"/>
+          </w:tcPr>
+          <w:p>
+            <w:r/>
+            <w:r>
+              <w:rPr>
+                <w:sz w:val="20"/>
+              </w:rPr>
+              <w:t>Двойная лицензия по выбору пользователя: компонент используется на условиях Apache-2.0 (разрешительная); GPL-вариант не применяется.</w:t>
+            </w:r>
+          </w:p>
+        </w:tc>
+      </w:tr>
+      <w:tr>
+        <w:tc>
+          <w:tcPr>
+            <w:tcW w:type="dxa" w:w="2268"/>
+          </w:tcPr>
+          <w:p>
+            <w:r/>
+            <w:r>
+              <w:rPr>
+                <w:sz w:val="20"/>
+              </w:rPr>
+              <w:t>certifi</w:t>
+            </w:r>
+          </w:p>
+        </w:tc>
+        <w:tc>
+          <w:tcPr>
+            <w:tcW w:type="dxa" w:w="1247"/>
+          </w:tcPr>
+          <w:p>
+            <w:r/>
+            <w:r>
+              <w:rPr>
+                <w:sz w:val="20"/>
+              </w:rPr>
+              <w:t>2026.7.22</w:t>
+            </w:r>
+          </w:p>
+        </w:tc>
+        <w:tc>
+          <w:tcPr>
+            <w:tcW w:type="dxa" w:w="2154"/>
+          </w:tcPr>
+          <w:p>
+            <w:r/>
+            <w:r>
+              <w:rPr>
+                <w:sz w:val="20"/>
+              </w:rPr>
+              <w:t>MPL-2.0</w:t>
+            </w:r>
+          </w:p>
+        </w:tc>
+        <w:tc>
+          <w:tcPr>
+            <w:tcW w:type="dxa" w:w="3402"/>
+          </w:tcPr>
+          <w:p>
+            <w:r/>
+            <w:r>
+              <w:rPr>
+                <w:sz w:val="20"/>
+              </w:rPr>
+              <w:t>Файловый копилефт: неизменённый компонент можно распространять с проприетарной программой.</w:t>
+            </w:r>
+          </w:p>
+        </w:tc>
+      </w:tr>
+      <w:tr>
+        <w:tc>
+          <w:tcPr>
+            <w:tcW w:type="dxa" w:w="2268"/>
+          </w:tcPr>
+          <w:p>
+            <w:r/>
+            <w:r>
+              <w:rPr>
+                <w:sz w:val="20"/>
+              </w:rPr>
+              <w:t>cffi</w:t>
+            </w:r>
+          </w:p>
+        </w:tc>
+        <w:tc>
+          <w:tcPr>
+            <w:tcW w:type="dxa" w:w="1247"/>
+          </w:tcPr>
+          <w:p>
+            <w:r/>
+            <w:r>
+              <w:rPr>
+                <w:sz w:val="20"/>
+              </w:rPr>
+              <w:t>2.1.1</w:t>
+            </w:r>
+          </w:p>
+        </w:tc>
+        <w:tc>
+          <w:tcPr>
+            <w:tcW w:type="dxa" w:w="2154"/>
+          </w:tcPr>
+          <w:p>
+            <w:r/>
+            <w:r>
+              <w:rPr>
+                <w:sz w:val="20"/>
+              </w:rPr>
+              <w:t>MIT-0</w:t>
+            </w:r>
+          </w:p>
+        </w:tc>
+        <w:tc>
+          <w:tcPr>
+            <w:tcW w:type="dxa" w:w="3402"/>
+          </w:tcPr>
+          <w:p>
+            <w:r/>
+            <w:r>
+              <w:rPr>
+                <w:sz w:val="20"/>
+              </w:rPr>
+              <w:t>Разрешительная лицензия: требуется сохранение уведомления об авторских правах.</w:t>
+            </w:r>
+          </w:p>
+        </w:tc>
+      </w:tr>
+      <w:tr>
+        <w:tc>
+          <w:tcPr>
+            <w:tcW w:type="dxa" w:w="2268"/>
+          </w:tcPr>
+          <w:p>
+            <w:r/>
+            <w:r>
+              <w:rPr>
+                <w:sz w:val="20"/>
+              </w:rPr>
+              <w:t>charset-normalizer</w:t>
+            </w:r>
+          </w:p>
+        </w:tc>
+        <w:tc>
+          <w:tcPr>
+            <w:tcW w:type="dxa" w:w="1247"/>
+          </w:tcPr>
+          <w:p>
+            <w:r/>
+            <w:r>
+              <w:rPr>
+                <w:sz w:val="20"/>
+              </w:rPr>
+              <w:t>3.5.1</w:t>
+            </w:r>
+          </w:p>
+        </w:tc>
+        <w:tc>
+          <w:tcPr>
+            <w:tcW w:type="dxa" w:w="2154"/>
+          </w:tcPr>
+          <w:p>
+            <w:r/>
+            <w:r>
+              <w:rPr>
+                <w:sz w:val="20"/>
+              </w:rPr>
+              <w:t>MIT</w:t>
+            </w:r>
+          </w:p>
+        </w:tc>
+        <w:tc>
+          <w:tcPr>
+            <w:tcW w:type="dxa" w:w="3402"/>
+          </w:tcPr>
+          <w:p>
+            <w:r/>
+            <w:r>
+              <w:rPr>
+                <w:sz w:val="20"/>
+              </w:rPr>
+              <w:t>Разрешительная лицензия: требуется сохранение уведомления об авторских правах.</w:t>
+            </w:r>
+          </w:p>
+        </w:tc>
+      </w:tr>
+      <w:tr>
+        <w:tc>
+          <w:tcPr>
+            <w:tcW w:type="dxa" w:w="2268"/>
+          </w:tcPr>
+          <w:p>
+            <w:r/>
+            <w:r>
+              <w:rPr>
+                <w:sz w:val="20"/>
+              </w:rPr>
+              <w:t>click</w:t>
+            </w:r>
+          </w:p>
+        </w:tc>
+        <w:tc>
+          <w:tcPr>
+            <w:tcW w:type="dxa" w:w="1247"/>
+          </w:tcPr>
+          <w:p>
+            <w:r/>
+            <w:r>
+              <w:rPr>
+                <w:sz w:val="20"/>
+              </w:rPr>
+              <w:t>8.5.0</w:t>
+            </w:r>
+          </w:p>
+        </w:tc>
+        <w:tc>
+          <w:tcPr>
+            <w:tcW w:type="dxa" w:w="2154"/>
+          </w:tcPr>
+          <w:p>
+            <w:r/>
+            <w:r>
+              <w:rPr>
+                <w:sz w:val="20"/>
+              </w:rPr>
+              <w:t>BSD-3-Clause</w:t>
+            </w:r>
+          </w:p>
+        </w:tc>
+        <w:tc>
+          <w:tcPr>
+            <w:tcW w:type="dxa" w:w="3402"/>
+          </w:tcPr>
+          <w:p>
+            <w:r/>
+            <w:r>
+              <w:rPr>
+                <w:sz w:val="20"/>
+              </w:rPr>
+              <w:t>Разрешительная лицензия: требуется сохранение уведомления об авторских правах.</w:t>
+            </w:r>
+          </w:p>
+        </w:tc>
+      </w:tr>
+      <w:tr>
+        <w:tc>
+          <w:tcPr>
+            <w:tcW w:type="dxa" w:w="2268"/>
+          </w:tcPr>
+          <w:p>
+            <w:r/>
+            <w:r>
+              <w:rPr>
+                <w:sz w:val="20"/>
+              </w:rPr>
+              <w:t>cryptography</w:t>
+            </w:r>
+          </w:p>
+        </w:tc>
+        <w:tc>
+          <w:tcPr>
+            <w:tcW w:type="dxa" w:w="1247"/>
+          </w:tcPr>
+          <w:p>
+            <w:r/>
+            <w:r>
+              <w:rPr>
+                <w:sz w:val="20"/>
+              </w:rPr>
+              <w:t>50.0.1</w:t>
+            </w:r>
+          </w:p>
+        </w:tc>
+        <w:tc>
+          <w:tcPr>
+            <w:tcW w:type="dxa" w:w="2154"/>
+          </w:tcPr>
+          <w:p>
+            <w:r/>
+            <w:r>
+              <w:rPr>
+                <w:sz w:val="20"/>
+              </w:rPr>
+              <w:t>Apache-2.0 OR BSD-3-Clause</w:t>
+            </w:r>
+          </w:p>
+        </w:tc>
+        <w:tc>
+          <w:tcPr>
+            <w:tcW w:type="dxa" w:w="3402"/>
+          </w:tcPr>
+          <w:p>
+            <w:r/>
+            <w:r>
+              <w:rPr>
+                <w:sz w:val="20"/>
+              </w:rPr>
+              <w:t>Разрешительная лицензия: требуется сохранение уведомления об авторских правах.</w:t>
+            </w:r>
+          </w:p>
+        </w:tc>
+      </w:tr>
+      <w:tr>
+        <w:tc>
+          <w:tcPr>
+            <w:tcW w:type="dxa" w:w="2268"/>
+          </w:tcPr>
+          <w:p>
+            <w:r/>
+            <w:r>
+              <w:rPr>
+                <w:sz w:val="20"/>
+              </w:rPr>
+              <w:t>decorator</w:t>
+            </w:r>
+          </w:p>
+        </w:tc>
+        <w:tc>
+          <w:tcPr>
+            <w:tcW w:type="dxa" w:w="1247"/>
+          </w:tcPr>
+          <w:p>
+            <w:r/>
+            <w:r>
+              <w:rPr>
+                <w:sz w:val="20"/>
+              </w:rPr>
+              <w:t>5.3.1</w:t>
+            </w:r>
+          </w:p>
+        </w:tc>
+        <w:tc>
+          <w:tcPr>
+            <w:tcW w:type="dxa" w:w="2154"/>
+          </w:tcPr>
+          <w:p>
+            <w:r/>
+            <w:r>
+              <w:rPr>
+                <w:sz w:val="20"/>
+              </w:rPr>
+              <w:t>BSD-2-Clause</w:t>
+            </w:r>
+          </w:p>
+        </w:tc>
+        <w:tc>
+          <w:tcPr>
+            <w:tcW w:type="dxa" w:w="3402"/>
+          </w:tcPr>
+          <w:p>
+            <w:r/>
+            <w:r>
+              <w:rPr>
+                <w:sz w:val="20"/>
+              </w:rPr>
+              <w:t>Разрешительная лицензия: требуется сохранение уведомления об авторских правах.</w:t>
+            </w:r>
+          </w:p>
+        </w:tc>
+      </w:tr>
+      <w:tr>
+        <w:tc>
+          <w:tcPr>
+            <w:tcW w:type="dxa" w:w="2268"/>
+          </w:tcPr>
+          <w:p>
+            <w:r/>
+            <w:r>
+              <w:rPr>
+                <w:sz w:val="20"/>
+              </w:rPr>
+              <w:t>defusedxml</w:t>
+            </w:r>
+          </w:p>
+        </w:tc>
+        <w:tc>
+          <w:tcPr>
+            <w:tcW w:type="dxa" w:w="1247"/>
+          </w:tcPr>
+          <w:p>
+            <w:r/>
+            <w:r>
+              <w:rPr>
+                <w:sz w:val="20"/>
+              </w:rPr>
+              <w:t>0.7.1</w:t>
+            </w:r>
+          </w:p>
+        </w:tc>
+        <w:tc>
+          <w:tcPr>
+            <w:tcW w:type="dxa" w:w="2154"/>
+          </w:tcPr>
+          <w:p>
+            <w:r/>
+            <w:r>
+              <w:rPr>
+                <w:sz w:val="20"/>
+              </w:rPr>
+              <w:t>PSFL</w:t>
+            </w:r>
+          </w:p>
+        </w:tc>
+        <w:tc>
+          <w:tcPr>
+            <w:tcW w:type="dxa" w:w="3402"/>
+          </w:tcPr>
+          <w:p>
+            <w:r/>
+            <w:r>
+              <w:rPr>
+                <w:sz w:val="20"/>
+              </w:rPr>
+              <w:t>Лицензия Python Software Foundation, разрешительная.</w:t>
+            </w:r>
+          </w:p>
+        </w:tc>
+      </w:tr>
+      <w:tr>
+        <w:tc>
+          <w:tcPr>
+            <w:tcW w:type="dxa" w:w="2268"/>
+          </w:tcPr>
+          <w:p>
+            <w:r/>
+            <w:r>
+              <w:rPr>
+                <w:sz w:val="20"/>
+              </w:rPr>
+              <w:t>dnspython</w:t>
+            </w:r>
+          </w:p>
+        </w:tc>
+        <w:tc>
+          <w:tcPr>
+            <w:tcW w:type="dxa" w:w="1247"/>
+          </w:tcPr>
+          <w:p>
+            <w:r/>
+            <w:r>
+              <w:rPr>
+                <w:sz w:val="20"/>
+              </w:rPr>
+              <w:t>2.8.0</w:t>
+            </w:r>
+          </w:p>
+        </w:tc>
+        <w:tc>
+          <w:tcPr>
+            <w:tcW w:type="dxa" w:w="2154"/>
+          </w:tcPr>
+          <w:p>
+            <w:r/>
+            <w:r>
+              <w:rPr>
+                <w:sz w:val="20"/>
+              </w:rPr>
+              <w:t>ISC</w:t>
+            </w:r>
+          </w:p>
+        </w:tc>
+        <w:tc>
+          <w:tcPr>
+            <w:tcW w:type="dxa" w:w="3402"/>
+          </w:tcPr>
+          <w:p>
+            <w:r/>
+            <w:r>
+              <w:rPr>
+                <w:sz w:val="20"/>
+              </w:rPr>
+              <w:t>Разрешительная лицензия, аналог MIT.</w:t>
+            </w:r>
+          </w:p>
+        </w:tc>
+      </w:tr>
+      <w:tr>
+        <w:tc>
+          <w:tcPr>
+            <w:tcW w:type="dxa" w:w="2268"/>
+          </w:tcPr>
+          <w:p>
+            <w:r/>
+            <w:r>
+              <w:rPr>
+                <w:sz w:val="20"/>
+              </w:rPr>
+              <w:t>exchangelib</w:t>
+            </w:r>
+          </w:p>
+        </w:tc>
+        <w:tc>
+          <w:tcPr>
+            <w:tcW w:type="dxa" w:w="1247"/>
+          </w:tcPr>
+          <w:p>
+            <w:r/>
+            <w:r>
+              <w:rPr>
+                <w:sz w:val="20"/>
+              </w:rPr>
+              <w:t>5.6.0</w:t>
+            </w:r>
+          </w:p>
+        </w:tc>
+        <w:tc>
+          <w:tcPr>
+            <w:tcW w:type="dxa" w:w="2154"/>
+          </w:tcPr>
+          <w:p>
+            <w:r/>
+            <w:r>
+              <w:rPr>
+                <w:sz w:val="20"/>
+              </w:rPr>
+              <w:t>BSD-2-Clause</w:t>
+            </w:r>
+          </w:p>
+        </w:tc>
+        <w:tc>
+          <w:tcPr>
+            <w:tcW w:type="dxa" w:w="3402"/>
+          </w:tcPr>
+          <w:p>
+            <w:r/>
+            <w:r>
+              <w:rPr>
+                <w:sz w:val="20"/>
+              </w:rPr>
+              <w:t>Разрешительная лицензия: требуется сохранение уведомления об авторских правах.</w:t>
+            </w:r>
+          </w:p>
+        </w:tc>
+      </w:tr>
+      <w:tr>
+        <w:tc>
+          <w:tcPr>
+            <w:tcW w:type="dxa" w:w="2268"/>
+          </w:tcPr>
+          <w:p>
+            <w:r/>
+            <w:r>
+              <w:rPr>
+                <w:sz w:val="20"/>
+              </w:rPr>
+              <w:t>gssapi</w:t>
+            </w:r>
+          </w:p>
+        </w:tc>
+        <w:tc>
+          <w:tcPr>
+            <w:tcW w:type="dxa" w:w="1247"/>
+          </w:tcPr>
+          <w:p>
+            <w:r/>
+            <w:r>
+              <w:rPr>
+                <w:sz w:val="20"/>
+              </w:rPr>
+              <w:t>1.12.0</w:t>
+            </w:r>
+          </w:p>
+        </w:tc>
+        <w:tc>
+          <w:tcPr>
+            <w:tcW w:type="dxa" w:w="2154"/>
+          </w:tcPr>
+          <w:p>
+            <w:r/>
+            <w:r>
+              <w:rPr>
+                <w:sz w:val="20"/>
+              </w:rPr>
+              <w:t>ISC</w:t>
+            </w:r>
+          </w:p>
+        </w:tc>
+        <w:tc>
+          <w:tcPr>
+            <w:tcW w:type="dxa" w:w="3402"/>
+          </w:tcPr>
+          <w:p>
+            <w:r/>
+            <w:r>
+              <w:rPr>
+                <w:sz w:val="20"/>
+              </w:rPr>
+              <w:t>Разрешительная лицензия, аналог MIT.</w:t>
+            </w:r>
+          </w:p>
+        </w:tc>
+      </w:tr>
+      <w:tr>
+        <w:tc>
+          <w:tcPr>
+            <w:tcW w:type="dxa" w:w="2268"/>
+          </w:tcPr>
+          <w:p>
+            <w:r/>
+            <w:r>
+              <w:rPr>
+                <w:sz w:val="20"/>
+              </w:rPr>
+              <w:t>icalendar</w:t>
+            </w:r>
+          </w:p>
+        </w:tc>
+        <w:tc>
+          <w:tcPr>
+            <w:tcW w:type="dxa" w:w="1247"/>
+          </w:tcPr>
+          <w:p>
+            <w:r/>
+            <w:r>
+              <w:rPr>
+                <w:sz w:val="20"/>
+              </w:rPr>
+              <w:t>7.3.0</w:t>
+            </w:r>
+          </w:p>
+        </w:tc>
+        <w:tc>
+          <w:tcPr>
+            <w:tcW w:type="dxa" w:w="2154"/>
+          </w:tcPr>
+          <w:p>
+            <w:r/>
+            <w:r>
+              <w:rPr>
+                <w:sz w:val="20"/>
+              </w:rPr>
+              <w:t>BSD-2-Clause</w:t>
+            </w:r>
+          </w:p>
+        </w:tc>
+        <w:tc>
+          <w:tcPr>
+            <w:tcW w:type="dxa" w:w="3402"/>
+          </w:tcPr>
+          <w:p>
+            <w:r/>
+            <w:r>
+              <w:rPr>
+                <w:sz w:val="20"/>
+              </w:rPr>
+              <w:t>Разрешительная лицензия: требуется сохранение уведомления об авторских правах.</w:t>
+            </w:r>
+          </w:p>
+        </w:tc>
+      </w:tr>
+      <w:tr>
+        <w:tc>
+          <w:tcPr>
+            <w:tcW w:type="dxa" w:w="2268"/>
+          </w:tcPr>
+          <w:p>
+            <w:r/>
+            <w:r>
+              <w:rPr>
+                <w:sz w:val="20"/>
+              </w:rPr>
+              <w:t>idna</w:t>
+            </w:r>
+          </w:p>
+        </w:tc>
+        <w:tc>
+          <w:tcPr>
+            <w:tcW w:type="dxa" w:w="1247"/>
+          </w:tcPr>
+          <w:p>
+            <w:r/>
+            <w:r>
+              <w:rPr>
+                <w:sz w:val="20"/>
+              </w:rPr>
+              <w:t>3.19</w:t>
+            </w:r>
+          </w:p>
+        </w:tc>
+        <w:tc>
+          <w:tcPr>
+            <w:tcW w:type="dxa" w:w="2154"/>
+          </w:tcPr>
+          <w:p>
+            <w:r/>
+            <w:r>
+              <w:rPr>
+                <w:sz w:val="20"/>
+              </w:rPr>
+              <w:t>BSD-3-Clause</w:t>
+            </w:r>
+          </w:p>
+        </w:tc>
+        <w:tc>
+          <w:tcPr>
+            <w:tcW w:type="dxa" w:w="3402"/>
+          </w:tcPr>
+          <w:p>
+            <w:r/>
+            <w:r>
+              <w:rPr>
+                <w:sz w:val="20"/>
+              </w:rPr>
+              <w:t>Разрешительная лицензия: требуется сохранение уведомления об авторских правах.</w:t>
+            </w:r>
+          </w:p>
+        </w:tc>
+      </w:tr>
+      <w:tr>
+        <w:tc>
+          <w:tcPr>
+            <w:tcW w:type="dxa" w:w="2268"/>
+          </w:tcPr>
+          <w:p>
+            <w:r/>
+            <w:r>
+              <w:rPr>
+                <w:sz w:val="20"/>
+              </w:rPr>
+              <w:t>IMAPClient</w:t>
+            </w:r>
+          </w:p>
+        </w:tc>
+        <w:tc>
+          <w:tcPr>
+            <w:tcW w:type="dxa" w:w="1247"/>
+          </w:tcPr>
+          <w:p>
+            <w:r/>
+            <w:r>
+              <w:rPr>
+                <w:sz w:val="20"/>
+              </w:rPr>
+              <w:t>3.1.0</w:t>
+            </w:r>
+          </w:p>
+        </w:tc>
+        <w:tc>
+          <w:tcPr>
+            <w:tcW w:type="dxa" w:w="2154"/>
+          </w:tcPr>
+          <w:p>
+            <w:r/>
+            <w:r>
+              <w:rPr>
+                <w:sz w:val="20"/>
+              </w:rPr>
+              <w:t>3-Clause BSD License</w:t>
+            </w:r>
+          </w:p>
+        </w:tc>
+        <w:tc>
+          <w:tcPr>
+            <w:tcW w:type="dxa" w:w="3402"/>
+          </w:tcPr>
+          <w:p>
+            <w:r/>
+            <w:r>
+              <w:rPr>
+                <w:sz w:val="20"/>
+              </w:rPr>
+              <w:t>Разрешительная лицензия: требуется сохранение уведомления об авторских правах.</w:t>
+            </w:r>
+          </w:p>
+        </w:tc>
+      </w:tr>
+      <w:tr>
+        <w:tc>
+          <w:tcPr>
+            <w:tcW w:type="dxa" w:w="2268"/>
+          </w:tcPr>
+          <w:p>
+            <w:r/>
+            <w:r>
+              <w:rPr>
+                <w:sz w:val="20"/>
+              </w:rPr>
+              <w:t>importlib_metadata</w:t>
+            </w:r>
+          </w:p>
+        </w:tc>
+        <w:tc>
+          <w:tcPr>
+            <w:tcW w:type="dxa" w:w="1247"/>
+          </w:tcPr>
+          <w:p>
+            <w:r/>
+            <w:r>
+              <w:rPr>
+                <w:sz w:val="20"/>
+              </w:rPr>
+              <w:t>9.0.1</w:t>
+            </w:r>
+          </w:p>
+        </w:tc>
+        <w:tc>
+          <w:tcPr>
+            <w:tcW w:type="dxa" w:w="2154"/>
+          </w:tcPr>
+          <w:p>
+            <w:r/>
+            <w:r>
+              <w:rPr>
+                <w:sz w:val="20"/>
+              </w:rPr>
+              <w:t>Apache-2.0</w:t>
+            </w:r>
+          </w:p>
+        </w:tc>
+        <w:tc>
+          <w:tcPr>
+            <w:tcW w:type="dxa" w:w="3402"/>
+          </w:tcPr>
+          <w:p>
+            <w:r/>
+            <w:r>
+              <w:rPr>
+                <w:sz w:val="20"/>
+              </w:rPr>
+              <w:t>Разрешительная лицензия: требуется сохранение уведомления и текста лицензии.</w:t>
+            </w:r>
+          </w:p>
+        </w:tc>
+      </w:tr>
+      <w:tr>
+        <w:tc>
+          <w:tcPr>
+            <w:tcW w:type="dxa" w:w="2268"/>
+          </w:tcPr>
+          <w:p>
+            <w:r/>
+            <w:r>
+              <w:rPr>
+                <w:sz w:val="20"/>
+              </w:rPr>
+              <w:t>isodate</w:t>
+            </w:r>
+          </w:p>
+        </w:tc>
+        <w:tc>
+          <w:tcPr>
+            <w:tcW w:type="dxa" w:w="1247"/>
+          </w:tcPr>
+          <w:p>
+            <w:r/>
+            <w:r>
+              <w:rPr>
+                <w:sz w:val="20"/>
+              </w:rPr>
+              <w:t>0.7.2</w:t>
+            </w:r>
+          </w:p>
+        </w:tc>
+        <w:tc>
+          <w:tcPr>
+            <w:tcW w:type="dxa" w:w="2154"/>
+          </w:tcPr>
+          <w:p>
+            <w:r/>
+            <w:r>
+              <w:rPr>
+                <w:sz w:val="20"/>
+              </w:rPr>
+              <w:t>BSD License</w:t>
+            </w:r>
+          </w:p>
+        </w:tc>
+        <w:tc>
+          <w:tcPr>
+            <w:tcW w:type="dxa" w:w="3402"/>
+          </w:tcPr>
+          <w:p>
+            <w:r/>
+            <w:r>
+              <w:rPr>
+                <w:sz w:val="20"/>
+              </w:rPr>
+              <w:t>Разрешительная лицензия: требуется сохранение уведомления об авторских правах.</w:t>
+            </w:r>
+          </w:p>
+        </w:tc>
+      </w:tr>
+      <w:tr>
+        <w:tc>
+          <w:tcPr>
+            <w:tcW w:type="dxa" w:w="2268"/>
+          </w:tcPr>
+          <w:p>
+            <w:r/>
+            <w:r>
+              <w:rPr>
+                <w:sz w:val="20"/>
+              </w:rPr>
+              <w:t>jaraco.classes</w:t>
+            </w:r>
+          </w:p>
+        </w:tc>
+        <w:tc>
+          <w:tcPr>
+            <w:tcW w:type="dxa" w:w="1247"/>
+          </w:tcPr>
+          <w:p>
+            <w:r/>
+            <w:r>
+              <w:rPr>
+                <w:sz w:val="20"/>
+              </w:rPr>
+              <w:t>3.4.0</w:t>
+            </w:r>
+          </w:p>
+        </w:tc>
+        <w:tc>
+          <w:tcPr>
+            <w:tcW w:type="dxa" w:w="2154"/>
+          </w:tcPr>
+          <w:p>
+            <w:r/>
+            <w:r>
+              <w:rPr>
+                <w:sz w:val="20"/>
+              </w:rPr>
+              <w:t>MIT License</w:t>
+            </w:r>
+          </w:p>
+        </w:tc>
+        <w:tc>
+          <w:tcPr>
+            <w:tcW w:type="dxa" w:w="3402"/>
+          </w:tcPr>
+          <w:p>
+            <w:r/>
+            <w:r>
+              <w:rPr>
+                <w:sz w:val="20"/>
+              </w:rPr>
+              <w:t>Разрешительная лицензия: требуется сохранение уведомления об авторских правах.</w:t>
+            </w:r>
+          </w:p>
+        </w:tc>
+      </w:tr>
+      <w:tr>
+        <w:tc>
+          <w:tcPr>
+            <w:tcW w:type="dxa" w:w="2268"/>
+          </w:tcPr>
+          <w:p>
+            <w:r/>
+            <w:r>
+              <w:rPr>
+                <w:sz w:val="20"/>
+              </w:rPr>
+              <w:t>jaraco.context</w:t>
+            </w:r>
+          </w:p>
+        </w:tc>
+        <w:tc>
+          <w:tcPr>
+            <w:tcW w:type="dxa" w:w="1247"/>
+          </w:tcPr>
+          <w:p>
+            <w:r/>
+            <w:r>
+              <w:rPr>
+                <w:sz w:val="20"/>
+              </w:rPr>
+              <w:t>6.1.2</w:t>
+            </w:r>
+          </w:p>
+        </w:tc>
+        <w:tc>
+          <w:tcPr>
+            <w:tcW w:type="dxa" w:w="2154"/>
+          </w:tcPr>
+          <w:p>
+            <w:r/>
+            <w:r>
+              <w:rPr>
+                <w:sz w:val="20"/>
+              </w:rPr>
+              <w:t>MIT</w:t>
+            </w:r>
+          </w:p>
+        </w:tc>
+        <w:tc>
+          <w:tcPr>
+            <w:tcW w:type="dxa" w:w="3402"/>
+          </w:tcPr>
+          <w:p>
+            <w:r/>
+            <w:r>
+              <w:rPr>
+                <w:sz w:val="20"/>
+              </w:rPr>
+              <w:t>Разрешительная лицензия: требуется сохранение уведомления об авторских правах.</w:t>
+            </w:r>
+          </w:p>
+        </w:tc>
+      </w:tr>
+      <w:tr>
+        <w:tc>
+          <w:tcPr>
+            <w:tcW w:type="dxa" w:w="2268"/>
+          </w:tcPr>
+          <w:p>
+            <w:r/>
+            <w:r>
+              <w:rPr>
+                <w:sz w:val="20"/>
+              </w:rPr>
+              <w:t>jaraco.functools</w:t>
+            </w:r>
+          </w:p>
+        </w:tc>
+        <w:tc>
+          <w:tcPr>
+            <w:tcW w:type="dxa" w:w="1247"/>
+          </w:tcPr>
+          <w:p>
+            <w:r/>
+            <w:r>
+              <w:rPr>
+                <w:sz w:val="20"/>
+              </w:rPr>
+              <w:t>4.6.0</w:t>
+            </w:r>
+          </w:p>
+        </w:tc>
+        <w:tc>
+          <w:tcPr>
+            <w:tcW w:type="dxa" w:w="2154"/>
+          </w:tcPr>
+          <w:p>
+            <w:r/>
+            <w:r>
+              <w:rPr>
+                <w:sz w:val="20"/>
+              </w:rPr>
+              <w:t>MIT</w:t>
+            </w:r>
+          </w:p>
+        </w:tc>
+        <w:tc>
+          <w:tcPr>
+            <w:tcW w:type="dxa" w:w="3402"/>
+          </w:tcPr>
+          <w:p>
+            <w:r/>
+            <w:r>
+              <w:rPr>
+                <w:sz w:val="20"/>
+              </w:rPr>
+              <w:t>Разрешительная лицензия: требуется сохранение уведомления об авторских правах.</w:t>
+            </w:r>
+          </w:p>
+        </w:tc>
+      </w:tr>
+      <w:tr>
+        <w:tc>
+          <w:tcPr>
+            <w:tcW w:type="dxa" w:w="2268"/>
+          </w:tcPr>
+          <w:p>
+            <w:r/>
+            <w:r>
+              <w:rPr>
+                <w:sz w:val="20"/>
+              </w:rPr>
+              <w:t>jeepney</w:t>
+            </w:r>
+          </w:p>
+        </w:tc>
+        <w:tc>
+          <w:tcPr>
+            <w:tcW w:type="dxa" w:w="1247"/>
+          </w:tcPr>
+          <w:p>
+            <w:r/>
+            <w:r>
+              <w:rPr>
+                <w:sz w:val="20"/>
+              </w:rPr>
+              <w:t>0.9.0</w:t>
+            </w:r>
+          </w:p>
+        </w:tc>
+        <w:tc>
+          <w:tcPr>
+            <w:tcW w:type="dxa" w:w="2154"/>
+          </w:tcPr>
+          <w:p>
+            <w:r/>
+            <w:r>
+              <w:rPr>
+                <w:sz w:val="20"/>
+              </w:rPr>
+              <w:t>MIT</w:t>
+            </w:r>
+          </w:p>
+        </w:tc>
+        <w:tc>
+          <w:tcPr>
+            <w:tcW w:type="dxa" w:w="3402"/>
+          </w:tcPr>
+          <w:p>
+            <w:r/>
+            <w:r>
+              <w:rPr>
+                <w:sz w:val="20"/>
+              </w:rPr>
+              <w:t>Разрешительная лицензия: требуется сохранение уведомления об авторских правах.</w:t>
+            </w:r>
+          </w:p>
+        </w:tc>
+      </w:tr>
+      <w:tr>
+        <w:tc>
+          <w:tcPr>
+            <w:tcW w:type="dxa" w:w="2268"/>
+          </w:tcPr>
+          <w:p>
+            <w:r/>
+            <w:r>
+              <w:rPr>
+                <w:sz w:val="20"/>
+              </w:rPr>
+              <w:t>keyring</w:t>
+            </w:r>
+          </w:p>
+        </w:tc>
+        <w:tc>
+          <w:tcPr>
+            <w:tcW w:type="dxa" w:w="1247"/>
+          </w:tcPr>
+          <w:p>
+            <w:r/>
+            <w:r>
+              <w:rPr>
+                <w:sz w:val="20"/>
+              </w:rPr>
+              <w:t>25.7.0</w:t>
+            </w:r>
+          </w:p>
+        </w:tc>
+        <w:tc>
+          <w:tcPr>
+            <w:tcW w:type="dxa" w:w="2154"/>
+          </w:tcPr>
+          <w:p>
+            <w:r/>
+            <w:r>
+              <w:rPr>
+                <w:sz w:val="20"/>
+              </w:rPr>
+              <w:t>MIT</w:t>
+            </w:r>
+          </w:p>
+        </w:tc>
+        <w:tc>
+          <w:tcPr>
+            <w:tcW w:type="dxa" w:w="3402"/>
+          </w:tcPr>
+          <w:p>
+            <w:r/>
+            <w:r>
+              <w:rPr>
+                <w:sz w:val="20"/>
+              </w:rPr>
+              <w:t>Разрешительная лицензия: требуется сохранение уведомления об авторских правах.</w:t>
+            </w:r>
+          </w:p>
+        </w:tc>
+      </w:tr>
+      <w:tr>
+        <w:tc>
+          <w:tcPr>
+            <w:tcW w:type="dxa" w:w="2268"/>
+          </w:tcPr>
+          <w:p>
+            <w:r/>
+            <w:r>
+              <w:rPr>
+                <w:sz w:val="20"/>
+              </w:rPr>
+              <w:t>libpff-python</w:t>
+            </w:r>
+          </w:p>
+        </w:tc>
+        <w:tc>
+          <w:tcPr>
+            <w:tcW w:type="dxa" w:w="1247"/>
+          </w:tcPr>
+          <w:p>
+            <w:r/>
+            <w:r>
+              <w:rPr>
+                <w:sz w:val="20"/>
+              </w:rPr>
+              <w:t>20231205</w:t>
+            </w:r>
+          </w:p>
+        </w:tc>
+        <w:tc>
+          <w:tcPr>
+            <w:tcW w:type="dxa" w:w="2154"/>
+          </w:tcPr>
+          <w:p>
+            <w:r/>
+            <w:r>
+              <w:rPr>
+                <w:sz w:val="20"/>
+              </w:rPr>
+              <w:t>GNU Lesser General Public License v3 or later (LGPLv3+)</w:t>
+            </w:r>
+          </w:p>
+        </w:tc>
+        <w:tc>
+          <w:tcPr>
+            <w:tcW w:type="dxa" w:w="3402"/>
+          </w:tcPr>
+          <w:p>
+            <w:r/>
+            <w:r>
+              <w:rPr>
+                <w:sz w:val="20"/>
+              </w:rPr>
+              <w:t>Свободная лицензия с «слабым» копилефтом: использование в проприетарной программе допускается при динамическом связывании и возможности замены компонента пользователем; пакет не модифицируется, поставляется отдельным модулем внутри окружения.</w:t>
+            </w:r>
+          </w:p>
+        </w:tc>
+      </w:tr>
+      <w:tr>
+        <w:tc>
+          <w:tcPr>
+            <w:tcW w:type="dxa" w:w="2268"/>
+          </w:tcPr>
+          <w:p>
+            <w:r/>
+            <w:r>
+              <w:rPr>
+                <w:sz w:val="20"/>
+              </w:rPr>
+              <w:t>lxml</w:t>
+            </w:r>
+          </w:p>
+        </w:tc>
+        <w:tc>
+          <w:tcPr>
+            <w:tcW w:type="dxa" w:w="1247"/>
+          </w:tcPr>
+          <w:p>
+            <w:r/>
+            <w:r>
+              <w:rPr>
+                <w:sz w:val="20"/>
+              </w:rPr>
+              <w:t>6.1.3</w:t>
+            </w:r>
+          </w:p>
+        </w:tc>
+        <w:tc>
+          <w:tcPr>
+            <w:tcW w:type="dxa" w:w="2154"/>
+          </w:tcPr>
+          <w:p>
+            <w:r/>
+            <w:r>
+              <w:rPr>
+                <w:sz w:val="20"/>
+              </w:rPr>
+              <w:t>BSD-3-Clause</w:t>
+            </w:r>
+          </w:p>
+        </w:tc>
+        <w:tc>
+          <w:tcPr>
+            <w:tcW w:type="dxa" w:w="3402"/>
+          </w:tcPr>
+          <w:p>
+            <w:r/>
+            <w:r>
+              <w:rPr>
+                <w:sz w:val="20"/>
+              </w:rPr>
+              <w:t>Разрешительная лицензия: требуется сохранение уведомления об авторских правах.</w:t>
+            </w:r>
+          </w:p>
+        </w:tc>
+      </w:tr>
+      <w:tr>
+        <w:tc>
+          <w:tcPr>
+            <w:tcW w:type="dxa" w:w="2268"/>
+          </w:tcPr>
+          <w:p>
+            <w:r/>
+            <w:r>
+              <w:rPr>
+                <w:sz w:val="20"/>
+              </w:rPr>
+              <w:t>more-itertools</w:t>
+            </w:r>
+          </w:p>
+        </w:tc>
+        <w:tc>
+          <w:tcPr>
+            <w:tcW w:type="dxa" w:w="1247"/>
+          </w:tcPr>
+          <w:p>
+            <w:r/>
+            <w:r>
+              <w:rPr>
+                <w:sz w:val="20"/>
+              </w:rPr>
+              <w:t>11.1.0</w:t>
+            </w:r>
+          </w:p>
+        </w:tc>
+        <w:tc>
+          <w:tcPr>
+            <w:tcW w:type="dxa" w:w="2154"/>
+          </w:tcPr>
+          <w:p>
+            <w:r/>
+            <w:r>
+              <w:rPr>
+                <w:sz w:val="20"/>
+              </w:rPr>
+              <w:t>MIT</w:t>
+            </w:r>
+          </w:p>
+        </w:tc>
+        <w:tc>
+          <w:tcPr>
+            <w:tcW w:type="dxa" w:w="3402"/>
+          </w:tcPr>
+          <w:p>
+            <w:r/>
+            <w:r>
+              <w:rPr>
+                <w:sz w:val="20"/>
+              </w:rPr>
+              <w:t>Разрешительная лицензия: требуется сохранение уведомления об авторских правах.</w:t>
+            </w:r>
+          </w:p>
+        </w:tc>
+      </w:tr>
+      <w:tr>
+        <w:tc>
+          <w:tcPr>
+            <w:tcW w:type="dxa" w:w="2268"/>
+          </w:tcPr>
+          <w:p>
+            <w:r/>
+            <w:r>
+              <w:rPr>
+                <w:sz w:val="20"/>
+              </w:rPr>
+              <w:t>oauthlib</w:t>
+            </w:r>
+          </w:p>
+        </w:tc>
+        <w:tc>
+          <w:tcPr>
+            <w:tcW w:type="dxa" w:w="1247"/>
+          </w:tcPr>
+          <w:p>
+            <w:r/>
+            <w:r>
+              <w:rPr>
+                <w:sz w:val="20"/>
+              </w:rPr>
+              <w:t>3.3.1</w:t>
+            </w:r>
+          </w:p>
+        </w:tc>
+        <w:tc>
+          <w:tcPr>
+            <w:tcW w:type="dxa" w:w="2154"/>
+          </w:tcPr>
+          <w:p>
+            <w:r/>
+            <w:r>
+              <w:rPr>
+                <w:sz w:val="20"/>
+              </w:rPr>
+              <w:t>BSD-3-Clause</w:t>
+            </w:r>
+          </w:p>
+        </w:tc>
+        <w:tc>
+          <w:tcPr>
+            <w:tcW w:type="dxa" w:w="3402"/>
+          </w:tcPr>
+          <w:p>
+            <w:r/>
+            <w:r>
+              <w:rPr>
+                <w:sz w:val="20"/>
+              </w:rPr>
+              <w:t>Разрешительная лицензия: требуется сохранение уведомления об авторских правах.</w:t>
+            </w:r>
+          </w:p>
+        </w:tc>
+      </w:tr>
+      <w:tr>
+        <w:tc>
+          <w:tcPr>
+            <w:tcW w:type="dxa" w:w="2268"/>
+          </w:tcPr>
+          <w:p>
+            <w:r/>
+            <w:r>
+              <w:rPr>
+                <w:sz w:val="20"/>
+              </w:rPr>
+              <w:t>packaging</w:t>
+            </w:r>
+          </w:p>
+        </w:tc>
+        <w:tc>
+          <w:tcPr>
+            <w:tcW w:type="dxa" w:w="1247"/>
+          </w:tcPr>
+          <w:p>
+            <w:r/>
+            <w:r>
+              <w:rPr>
+                <w:sz w:val="20"/>
+              </w:rPr>
+              <w:t>26.3</w:t>
+            </w:r>
+          </w:p>
+        </w:tc>
+        <w:tc>
+          <w:tcPr>
+            <w:tcW w:type="dxa" w:w="2154"/>
+          </w:tcPr>
+          <w:p>
+            <w:r/>
+            <w:r>
+              <w:rPr>
+                <w:sz w:val="20"/>
+              </w:rPr>
+              <w:t>Apache-2.0 OR BSD-2-Clause</w:t>
+            </w:r>
+          </w:p>
+        </w:tc>
+        <w:tc>
+          <w:tcPr>
+            <w:tcW w:type="dxa" w:w="3402"/>
+          </w:tcPr>
+          <w:p>
+            <w:r/>
+            <w:r>
+              <w:rPr>
+                <w:sz w:val="20"/>
+              </w:rPr>
+              <w:t>Разрешительная лицензия: требуется сохранение уведомления об авторских правах.</w:t>
+            </w:r>
+          </w:p>
+        </w:tc>
+      </w:tr>
+      <w:tr>
+        <w:tc>
+          <w:tcPr>
+            <w:tcW w:type="dxa" w:w="2268"/>
+          </w:tcPr>
+          <w:p>
+            <w:r/>
+            <w:r>
+              <w:rPr>
+                <w:sz w:val="20"/>
+              </w:rPr>
+              <w:t>pycparser</w:t>
+            </w:r>
+          </w:p>
+        </w:tc>
+        <w:tc>
+          <w:tcPr>
+            <w:tcW w:type="dxa" w:w="1247"/>
+          </w:tcPr>
+          <w:p>
+            <w:r/>
+            <w:r>
+              <w:rPr>
+                <w:sz w:val="20"/>
+              </w:rPr>
+              <w:t>3.0</w:t>
+            </w:r>
+          </w:p>
+        </w:tc>
+        <w:tc>
+          <w:tcPr>
+            <w:tcW w:type="dxa" w:w="2154"/>
+          </w:tcPr>
+          <w:p>
+            <w:r/>
+            <w:r>
+              <w:rPr>
+                <w:sz w:val="20"/>
+              </w:rPr>
+              <w:t>BSD-3-Clause</w:t>
+            </w:r>
+          </w:p>
+        </w:tc>
+        <w:tc>
+          <w:tcPr>
+            <w:tcW w:type="dxa" w:w="3402"/>
+          </w:tcPr>
+          <w:p>
+            <w:r/>
+            <w:r>
+              <w:rPr>
+                <w:sz w:val="20"/>
+              </w:rPr>
+              <w:t>Разрешительная лицензия: требуется сохранение уведомления об авторских правах.</w:t>
+            </w:r>
+          </w:p>
+        </w:tc>
+      </w:tr>
+      <w:tr>
+        <w:tc>
+          <w:tcPr>
+            <w:tcW w:type="dxa" w:w="2268"/>
+          </w:tcPr>
+          <w:p>
+            <w:r/>
+            <w:r>
+              <w:rPr>
+                <w:sz w:val="20"/>
+              </w:rPr>
+              <w:t>Pygments</w:t>
+            </w:r>
+          </w:p>
+        </w:tc>
+        <w:tc>
+          <w:tcPr>
+            <w:tcW w:type="dxa" w:w="1247"/>
+          </w:tcPr>
+          <w:p>
+            <w:r/>
+            <w:r>
+              <w:rPr>
+                <w:sz w:val="20"/>
+              </w:rPr>
+              <w:t>2.21.0</w:t>
+            </w:r>
+          </w:p>
+        </w:tc>
+        <w:tc>
+          <w:tcPr>
+            <w:tcW w:type="dxa" w:w="2154"/>
+          </w:tcPr>
+          <w:p>
+            <w:r/>
+            <w:r>
+              <w:rPr>
+                <w:sz w:val="20"/>
+              </w:rPr>
+              <w:t>BSD-2-Clause</w:t>
+            </w:r>
+          </w:p>
+        </w:tc>
+        <w:tc>
+          <w:tcPr>
+            <w:tcW w:type="dxa" w:w="3402"/>
+          </w:tcPr>
+          <w:p>
+            <w:r/>
+            <w:r>
+              <w:rPr>
+                <w:sz w:val="20"/>
+              </w:rPr>
+              <w:t>Разрешительная лицензия: требуется сохранение уведомления об авторских правах.</w:t>
+            </w:r>
+          </w:p>
+        </w:tc>
+      </w:tr>
+      <w:tr>
+        <w:tc>
+          <w:tcPr>
+            <w:tcW w:type="dxa" w:w="2268"/>
+          </w:tcPr>
+          <w:p>
+            <w:r/>
+            <w:r>
+              <w:rPr>
+                <w:sz w:val="20"/>
+              </w:rPr>
+              <w:t>PySide6</w:t>
+            </w:r>
+          </w:p>
+        </w:tc>
+        <w:tc>
+          <w:tcPr>
+            <w:tcW w:type="dxa" w:w="1247"/>
+          </w:tcPr>
+          <w:p>
+            <w:r/>
+            <w:r>
+              <w:rPr>
+                <w:sz w:val="20"/>
+              </w:rPr>
+              <w:t>6.11.2</w:t>
+            </w:r>
+          </w:p>
+        </w:tc>
+        <w:tc>
+          <w:tcPr>
+            <w:tcW w:type="dxa" w:w="2154"/>
+          </w:tcPr>
+          <w:p>
+            <w:r/>
+            <w:r>
+              <w:rPr>
+                <w:sz w:val="20"/>
+              </w:rPr>
+              <w:t>LGPL-3.0-only OR GPL-2.0-only OR GPL-3.0-only</w:t>
+            </w:r>
+          </w:p>
+        </w:tc>
+        <w:tc>
+          <w:tcPr>
+            <w:tcW w:type="dxa" w:w="3402"/>
+          </w:tcPr>
+          <w:p>
+            <w:r/>
+            <w:r>
+              <w:rPr>
+                <w:sz w:val="20"/>
+              </w:rPr>
+              <w:t>Свободная лицензия с «слабым» копилефтом: использование в проприетарной программе допускается при динамическом связывании и возможности замены компонента пользователем; пакет не модифицируется, поставляется отдельным модулем внутри окружения.</w:t>
+            </w:r>
+          </w:p>
+        </w:tc>
+      </w:tr>
+      <w:tr>
+        <w:tc>
+          <w:tcPr>
+            <w:tcW w:type="dxa" w:w="2268"/>
+          </w:tcPr>
+          <w:p>
+            <w:r/>
+            <w:r>
+              <w:rPr>
+                <w:sz w:val="20"/>
+              </w:rPr>
+              <w:t>PySide6_Addons</w:t>
+            </w:r>
+          </w:p>
+        </w:tc>
+        <w:tc>
+          <w:tcPr>
+            <w:tcW w:type="dxa" w:w="1247"/>
+          </w:tcPr>
+          <w:p>
+            <w:r/>
+            <w:r>
+              <w:rPr>
+                <w:sz w:val="20"/>
+              </w:rPr>
+              <w:t>6.11.2</w:t>
+            </w:r>
+          </w:p>
+        </w:tc>
+        <w:tc>
+          <w:tcPr>
+            <w:tcW w:type="dxa" w:w="2154"/>
+          </w:tcPr>
+          <w:p>
+            <w:r/>
+            <w:r>
+              <w:rPr>
+                <w:sz w:val="20"/>
+              </w:rPr>
+              <w:t>LGPL-3.0-only OR GPL-2.0-only OR GPL-3.0-only</w:t>
+            </w:r>
+          </w:p>
+        </w:tc>
+        <w:tc>
+          <w:tcPr>
+            <w:tcW w:type="dxa" w:w="3402"/>
+          </w:tcPr>
+          <w:p>
+            <w:r/>
+            <w:r>
+              <w:rPr>
+                <w:sz w:val="20"/>
+              </w:rPr>
+              <w:t>Свободная лицензия с «слабым» копилефтом: использование в проприетарной программе допускается при динамическом связывании и возможности замены компонента пользователем; пакет не модифицируется, поставляется отдельным модулем внутри окружения.</w:t>
+            </w:r>
+          </w:p>
+        </w:tc>
+      </w:tr>
+      <w:tr>
+        <w:tc>
+          <w:tcPr>
+            <w:tcW w:type="dxa" w:w="2268"/>
+          </w:tcPr>
+          <w:p>
+            <w:r/>
+            <w:r>
+              <w:rPr>
+                <w:sz w:val="20"/>
+              </w:rPr>
+              <w:t>PySide6_Essentials</w:t>
+            </w:r>
+          </w:p>
+        </w:tc>
+        <w:tc>
+          <w:tcPr>
+            <w:tcW w:type="dxa" w:w="1247"/>
+          </w:tcPr>
+          <w:p>
+            <w:r/>
+            <w:r>
+              <w:rPr>
+                <w:sz w:val="20"/>
+              </w:rPr>
+              <w:t>6.11.2</w:t>
+            </w:r>
+          </w:p>
+        </w:tc>
+        <w:tc>
+          <w:tcPr>
+            <w:tcW w:type="dxa" w:w="2154"/>
+          </w:tcPr>
+          <w:p>
+            <w:r/>
+            <w:r>
+              <w:rPr>
+                <w:sz w:val="20"/>
+              </w:rPr>
+              <w:t>LGPL-3.0-only OR GPL-2.0-only OR GPL-3.0-only</w:t>
+            </w:r>
+          </w:p>
+        </w:tc>
+        <w:tc>
+          <w:tcPr>
+            <w:tcW w:type="dxa" w:w="3402"/>
+          </w:tcPr>
+          <w:p>
+            <w:r/>
+            <w:r>
+              <w:rPr>
+                <w:sz w:val="20"/>
+              </w:rPr>
+              <w:t>Свободная лицензия с «слабым» копилефтом: использование в проприетарной программе допускается при динамическом связывании и возможности замены компонента пользователем; пакет не модифицируется, поставляется отдельным модулем внутри окружения.</w:t>
+            </w:r>
+          </w:p>
+        </w:tc>
+      </w:tr>
+      <w:tr>
+        <w:tc>
+          <w:tcPr>
+            <w:tcW w:type="dxa" w:w="2268"/>
+          </w:tcPr>
+          <w:p>
+            <w:r/>
+            <w:r>
+              <w:rPr>
+                <w:sz w:val="20"/>
+              </w:rPr>
+              <w:t>pyspnego</w:t>
+            </w:r>
+          </w:p>
+        </w:tc>
+        <w:tc>
+          <w:tcPr>
+            <w:tcW w:type="dxa" w:w="1247"/>
+          </w:tcPr>
+          <w:p>
+            <w:r/>
+            <w:r>
+              <w:rPr>
+                <w:sz w:val="20"/>
+              </w:rPr>
+              <w:t>0.12.2</w:t>
+            </w:r>
+          </w:p>
+        </w:tc>
+        <w:tc>
+          <w:tcPr>
+            <w:tcW w:type="dxa" w:w="2154"/>
+          </w:tcPr>
+          <w:p>
+            <w:r/>
+            <w:r>
+              <w:rPr>
+                <w:sz w:val="20"/>
+              </w:rPr>
+              <w:t>MIT</w:t>
+            </w:r>
+          </w:p>
+        </w:tc>
+        <w:tc>
+          <w:tcPr>
+            <w:tcW w:type="dxa" w:w="3402"/>
+          </w:tcPr>
+          <w:p>
+            <w:r/>
+            <w:r>
+              <w:rPr>
+                <w:sz w:val="20"/>
+              </w:rPr>
+              <w:t>Разрешительная лицензия: требуется сохранение уведомления об авторских правах.</w:t>
+            </w:r>
+          </w:p>
+        </w:tc>
+      </w:tr>
+      <w:tr>
+        <w:tc>
+          <w:tcPr>
+            <w:tcW w:type="dxa" w:w="2268"/>
+          </w:tcPr>
+          <w:p>
+            <w:r/>
+            <w:r>
+              <w:rPr>
+                <w:sz w:val="20"/>
+              </w:rPr>
+              <w:t>python-dateutil</w:t>
+            </w:r>
+          </w:p>
+        </w:tc>
+        <w:tc>
+          <w:tcPr>
+            <w:tcW w:type="dxa" w:w="1247"/>
+          </w:tcPr>
+          <w:p>
+            <w:r/>
+            <w:r>
+              <w:rPr>
+                <w:sz w:val="20"/>
+              </w:rPr>
+              <w:t>2.9.0.post0</w:t>
+            </w:r>
+          </w:p>
+        </w:tc>
+        <w:tc>
+          <w:tcPr>
+            <w:tcW w:type="dxa" w:w="2154"/>
+          </w:tcPr>
+          <w:p>
+            <w:r/>
+            <w:r>
+              <w:rPr>
+                <w:sz w:val="20"/>
+              </w:rPr>
+              <w:t>Dual License</w:t>
+            </w:r>
+          </w:p>
+        </w:tc>
+        <w:tc>
+          <w:tcPr>
+            <w:tcW w:type="dxa" w:w="3402"/>
+          </w:tcPr>
+          <w:p>
+            <w:r/>
+            <w:r>
+              <w:rPr>
+                <w:sz w:val="20"/>
+              </w:rPr>
+              <w:t>Разрешительная лицензия.</w:t>
+            </w:r>
+          </w:p>
+        </w:tc>
+      </w:tr>
+      <w:tr>
+        <w:tc>
+          <w:tcPr>
+            <w:tcW w:type="dxa" w:w="2268"/>
+          </w:tcPr>
+          <w:p>
+            <w:r/>
+            <w:r>
+              <w:rPr>
+                <w:sz w:val="20"/>
+              </w:rPr>
+              <w:t>pytz</w:t>
+            </w:r>
+          </w:p>
+        </w:tc>
+        <w:tc>
+          <w:tcPr>
+            <w:tcW w:type="dxa" w:w="1247"/>
+          </w:tcPr>
+          <w:p>
+            <w:r/>
+            <w:r>
+              <w:rPr>
+                <w:sz w:val="20"/>
+              </w:rPr>
+              <w:t>2026.3.post1</w:t>
+            </w:r>
+          </w:p>
+        </w:tc>
+        <w:tc>
+          <w:tcPr>
+            <w:tcW w:type="dxa" w:w="2154"/>
+          </w:tcPr>
+          <w:p>
+            <w:r/>
+            <w:r>
+              <w:rPr>
+                <w:sz w:val="20"/>
+              </w:rPr>
+              <w:t>MIT</w:t>
+            </w:r>
+          </w:p>
+        </w:tc>
+        <w:tc>
+          <w:tcPr>
+            <w:tcW w:type="dxa" w:w="3402"/>
+          </w:tcPr>
+          <w:p>
+            <w:r/>
+            <w:r>
+              <w:rPr>
+                <w:sz w:val="20"/>
+              </w:rPr>
+              <w:t>Разрешительная лицензия: требуется сохранение уведомления об авторских правах.</w:t>
+            </w:r>
+          </w:p>
+        </w:tc>
+      </w:tr>
+      <w:tr>
+        <w:tc>
+          <w:tcPr>
+            <w:tcW w:type="dxa" w:w="2268"/>
+          </w:tcPr>
+          <w:p>
+            <w:r/>
+            <w:r>
+              <w:rPr>
+                <w:sz w:val="20"/>
+              </w:rPr>
+              <w:t>recurring-ical-events</w:t>
+            </w:r>
+          </w:p>
+        </w:tc>
+        <w:tc>
+          <w:tcPr>
+            <w:tcW w:type="dxa" w:w="1247"/>
+          </w:tcPr>
+          <w:p>
+            <w:r/>
+            <w:r>
+              <w:rPr>
+                <w:sz w:val="20"/>
+              </w:rPr>
+              <w:t>3.8.2</w:t>
+            </w:r>
+          </w:p>
+        </w:tc>
+        <w:tc>
+          <w:tcPr>
+            <w:tcW w:type="dxa" w:w="2154"/>
+          </w:tcPr>
+          <w:p>
+            <w:r/>
+            <w:r>
+              <w:rPr>
+                <w:sz w:val="20"/>
+              </w:rPr>
+              <w:t>LGPL-3.0-or-later</w:t>
+            </w:r>
+          </w:p>
+        </w:tc>
+        <w:tc>
+          <w:tcPr>
+            <w:tcW w:type="dxa" w:w="3402"/>
+          </w:tcPr>
+          <w:p>
+            <w:r/>
+            <w:r>
+              <w:rPr>
+                <w:sz w:val="20"/>
+              </w:rPr>
+              <w:t>Свободная лицензия с «слабым» копилефтом: использование в проприетарной программе допускается при динамическом связывании и возможности замены компонента пользователем; пакет не модифицируется, поставляется отдельным модулем внутри окружения.</w:t>
+            </w:r>
+          </w:p>
+        </w:tc>
+      </w:tr>
+      <w:tr>
+        <w:tc>
+          <w:tcPr>
+            <w:tcW w:type="dxa" w:w="2268"/>
+          </w:tcPr>
+          <w:p>
+            <w:r/>
+            <w:r>
+              <w:rPr>
+                <w:sz w:val="20"/>
+              </w:rPr>
+              <w:t>requests</w:t>
+            </w:r>
+          </w:p>
+        </w:tc>
+        <w:tc>
+          <w:tcPr>
+            <w:tcW w:type="dxa" w:w="1247"/>
+          </w:tcPr>
+          <w:p>
+            <w:r/>
+            <w:r>
+              <w:rPr>
+                <w:sz w:val="20"/>
+              </w:rPr>
+              <w:t>2.34.2</w:t>
+            </w:r>
+          </w:p>
+        </w:tc>
+        <w:tc>
+          <w:tcPr>
+            <w:tcW w:type="dxa" w:w="2154"/>
+          </w:tcPr>
+          <w:p>
+            <w:r/>
+            <w:r>
+              <w:rPr>
+                <w:sz w:val="20"/>
+              </w:rPr>
+              <w:t>Apache-2.0</w:t>
+            </w:r>
+          </w:p>
+        </w:tc>
+        <w:tc>
+          <w:tcPr>
+            <w:tcW w:type="dxa" w:w="3402"/>
+          </w:tcPr>
+          <w:p>
+            <w:r/>
+            <w:r>
+              <w:rPr>
+                <w:sz w:val="20"/>
+              </w:rPr>
+              <w:t>Разрешительная лицензия: требуется сохранение уведомления и текста лицензии.</w:t>
+            </w:r>
+          </w:p>
+        </w:tc>
+      </w:tr>
+      <w:tr>
+        <w:tc>
+          <w:tcPr>
+            <w:tcW w:type="dxa" w:w="2268"/>
+          </w:tcPr>
+          <w:p>
+            <w:r/>
+            <w:r>
+              <w:rPr>
+                <w:sz w:val="20"/>
+              </w:rPr>
+              <w:t>requests-gssapi</w:t>
+            </w:r>
+          </w:p>
+        </w:tc>
+        <w:tc>
+          <w:tcPr>
+            <w:tcW w:type="dxa" w:w="1247"/>
+          </w:tcPr>
+          <w:p>
+            <w:r/>
+            <w:r>
+              <w:rPr>
+                <w:sz w:val="20"/>
+              </w:rPr>
+              <w:t>1.4.0</w:t>
+            </w:r>
+          </w:p>
+        </w:tc>
+        <w:tc>
+          <w:tcPr>
+            <w:tcW w:type="dxa" w:w="2154"/>
+          </w:tcPr>
+          <w:p>
+            <w:r/>
+            <w:r>
+              <w:rPr>
+                <w:sz w:val="20"/>
+              </w:rPr>
+              <w:t>ISC</w:t>
+            </w:r>
+          </w:p>
+        </w:tc>
+        <w:tc>
+          <w:tcPr>
+            <w:tcW w:type="dxa" w:w="3402"/>
+          </w:tcPr>
+          <w:p>
+            <w:r/>
+            <w:r>
+              <w:rPr>
+                <w:sz w:val="20"/>
+              </w:rPr>
+              <w:t>Разрешительная лицензия, аналог MIT.</w:t>
+            </w:r>
+          </w:p>
+        </w:tc>
+      </w:tr>
+      <w:tr>
+        <w:tc>
+          <w:tcPr>
+            <w:tcW w:type="dxa" w:w="2268"/>
+          </w:tcPr>
+          <w:p>
+            <w:r/>
+            <w:r>
+              <w:rPr>
+                <w:sz w:val="20"/>
+              </w:rPr>
+              <w:t>requests-oauthlib</w:t>
+            </w:r>
+          </w:p>
+        </w:tc>
+        <w:tc>
+          <w:tcPr>
+            <w:tcW w:type="dxa" w:w="1247"/>
+          </w:tcPr>
+          <w:p>
+            <w:r/>
+            <w:r>
+              <w:rPr>
+                <w:sz w:val="20"/>
+              </w:rPr>
+              <w:t>2.0.0</w:t>
+            </w:r>
+          </w:p>
+        </w:tc>
+        <w:tc>
+          <w:tcPr>
+            <w:tcW w:type="dxa" w:w="2154"/>
+          </w:tcPr>
+          <w:p>
+            <w:r/>
+            <w:r>
+              <w:rPr>
+                <w:sz w:val="20"/>
+              </w:rPr>
+              <w:t>ISC</w:t>
+            </w:r>
+          </w:p>
+        </w:tc>
+        <w:tc>
+          <w:tcPr>
+            <w:tcW w:type="dxa" w:w="3402"/>
+          </w:tcPr>
+          <w:p>
+            <w:r/>
+            <w:r>
+              <w:rPr>
+                <w:sz w:val="20"/>
+              </w:rPr>
+              <w:t>Разрешительная лицензия, аналог MIT.</w:t>
+            </w:r>
+          </w:p>
+        </w:tc>
+      </w:tr>
+      <w:tr>
+        <w:tc>
+          <w:tcPr>
+            <w:tcW w:type="dxa" w:w="2268"/>
+          </w:tcPr>
+          <w:p>
+            <w:r/>
+            <w:r>
+              <w:rPr>
+                <w:sz w:val="20"/>
+              </w:rPr>
+              <w:t>requests_ntlm</w:t>
+            </w:r>
+          </w:p>
+        </w:tc>
+        <w:tc>
+          <w:tcPr>
+            <w:tcW w:type="dxa" w:w="1247"/>
+          </w:tcPr>
+          <w:p>
+            <w:r/>
+            <w:r>
+              <w:rPr>
+                <w:sz w:val="20"/>
+              </w:rPr>
+              <w:t>1.3.0</w:t>
+            </w:r>
+          </w:p>
+        </w:tc>
+        <w:tc>
+          <w:tcPr>
+            <w:tcW w:type="dxa" w:w="2154"/>
+          </w:tcPr>
+          <w:p>
+            <w:r/>
+            <w:r>
+              <w:rPr>
+                <w:sz w:val="20"/>
+              </w:rPr>
+              <w:t>ISC</w:t>
+            </w:r>
+          </w:p>
+        </w:tc>
+        <w:tc>
+          <w:tcPr>
+            <w:tcW w:type="dxa" w:w="3402"/>
+          </w:tcPr>
+          <w:p>
+            <w:r/>
+            <w:r>
+              <w:rPr>
+                <w:sz w:val="20"/>
+              </w:rPr>
+              <w:t>Разрешительная лицензия, аналог MIT.</w:t>
+            </w:r>
+          </w:p>
+        </w:tc>
+      </w:tr>
+      <w:tr>
+        <w:tc>
+          <w:tcPr>
+            <w:tcW w:type="dxa" w:w="2268"/>
+          </w:tcPr>
+          <w:p>
+            <w:r/>
+            <w:r>
+              <w:rPr>
+                <w:sz w:val="20"/>
+              </w:rPr>
+              <w:t>SecretStorage</w:t>
+            </w:r>
+          </w:p>
+        </w:tc>
+        <w:tc>
+          <w:tcPr>
+            <w:tcW w:type="dxa" w:w="1247"/>
+          </w:tcPr>
+          <w:p>
+            <w:r/>
+            <w:r>
+              <w:rPr>
+                <w:sz w:val="20"/>
+              </w:rPr>
+              <w:t>3.5.0</w:t>
+            </w:r>
+          </w:p>
+        </w:tc>
+        <w:tc>
+          <w:tcPr>
+            <w:tcW w:type="dxa" w:w="2154"/>
+          </w:tcPr>
+          <w:p>
+            <w:r/>
+            <w:r>
+              <w:rPr>
+                <w:sz w:val="20"/>
+              </w:rPr>
+              <w:t>BSD-3-Clause</w:t>
+            </w:r>
+          </w:p>
+        </w:tc>
+        <w:tc>
+          <w:tcPr>
+            <w:tcW w:type="dxa" w:w="3402"/>
+          </w:tcPr>
+          <w:p>
+            <w:r/>
+            <w:r>
+              <w:rPr>
+                <w:sz w:val="20"/>
+              </w:rPr>
+              <w:t>Разрешительная лицензия: требуется сохранение уведомления об авторских правах.</w:t>
+            </w:r>
+          </w:p>
+        </w:tc>
+      </w:tr>
+      <w:tr>
+        <w:tc>
+          <w:tcPr>
+            <w:tcW w:type="dxa" w:w="2268"/>
+          </w:tcPr>
+          <w:p>
+            <w:r/>
+            <w:r>
+              <w:rPr>
+                <w:sz w:val="20"/>
+              </w:rPr>
+              <w:t>shiboken6</w:t>
+            </w:r>
+          </w:p>
+        </w:tc>
+        <w:tc>
+          <w:tcPr>
+            <w:tcW w:type="dxa" w:w="1247"/>
+          </w:tcPr>
+          <w:p>
+            <w:r/>
+            <w:r>
+              <w:rPr>
+                <w:sz w:val="20"/>
+              </w:rPr>
+              <w:t>6.11.2</w:t>
+            </w:r>
+          </w:p>
+        </w:tc>
+        <w:tc>
+          <w:tcPr>
+            <w:tcW w:type="dxa" w:w="2154"/>
+          </w:tcPr>
+          <w:p>
+            <w:r/>
+            <w:r>
+              <w:rPr>
+                <w:sz w:val="20"/>
+              </w:rPr>
+              <w:t>LGPL-3.0-only OR GPL-2.0-only OR GPL-3.0-only</w:t>
+            </w:r>
+          </w:p>
+        </w:tc>
+        <w:tc>
+          <w:tcPr>
+            <w:tcW w:type="dxa" w:w="3402"/>
+          </w:tcPr>
+          <w:p>
+            <w:r/>
+            <w:r>
+              <w:rPr>
+                <w:sz w:val="20"/>
+              </w:rPr>
+              <w:t>Свободная лицензия с «слабым» копилефтом: использование в проприетарной программе допускается при динамическом связывании и возможности замены компонента пользователем; пакет не модифицируется, поставляется отдельным модулем внутри окружения.</w:t>
+            </w:r>
+          </w:p>
+        </w:tc>
+      </w:tr>
+      <w:tr>
+        <w:tc>
+          <w:tcPr>
+            <w:tcW w:type="dxa" w:w="2268"/>
+          </w:tcPr>
+          <w:p>
+            <w:r/>
+            <w:r>
+              <w:rPr>
+                <w:sz w:val="20"/>
+              </w:rPr>
+              <w:t>six</w:t>
+            </w:r>
+          </w:p>
+        </w:tc>
+        <w:tc>
+          <w:tcPr>
+            <w:tcW w:type="dxa" w:w="1247"/>
+          </w:tcPr>
+          <w:p>
+            <w:r/>
+            <w:r>
+              <w:rPr>
+                <w:sz w:val="20"/>
+              </w:rPr>
+              <w:t>1.17.0</w:t>
+            </w:r>
+          </w:p>
+        </w:tc>
+        <w:tc>
+          <w:tcPr>
+            <w:tcW w:type="dxa" w:w="2154"/>
+          </w:tcPr>
+          <w:p>
+            <w:r/>
+            <w:r>
+              <w:rPr>
+                <w:sz w:val="20"/>
+              </w:rPr>
+              <w:t>MIT</w:t>
+            </w:r>
+          </w:p>
+        </w:tc>
+        <w:tc>
+          <w:tcPr>
+            <w:tcW w:type="dxa" w:w="3402"/>
+          </w:tcPr>
+          <w:p>
+            <w:r/>
+            <w:r>
+              <w:rPr>
+                <w:sz w:val="20"/>
+              </w:rPr>
+              <w:t>Разрешительная лицензия: требуется сохранение уведомления об авторских правах.</w:t>
+            </w:r>
+          </w:p>
+        </w:tc>
+      </w:tr>
+      <w:tr>
+        <w:tc>
+          <w:tcPr>
+            <w:tcW w:type="dxa" w:w="2268"/>
+          </w:tcPr>
+          <w:p>
+            <w:r/>
+            <w:r>
+              <w:rPr>
+                <w:sz w:val="20"/>
+              </w:rPr>
+              <w:t>typing_extensions</w:t>
+            </w:r>
+          </w:p>
+        </w:tc>
+        <w:tc>
+          <w:tcPr>
+            <w:tcW w:type="dxa" w:w="1247"/>
+          </w:tcPr>
+          <w:p>
+            <w:r/>
+            <w:r>
+              <w:rPr>
+                <w:sz w:val="20"/>
+              </w:rPr>
+              <w:t>4.16.0</w:t>
+            </w:r>
+          </w:p>
+        </w:tc>
+        <w:tc>
+          <w:tcPr>
+            <w:tcW w:type="dxa" w:w="2154"/>
+          </w:tcPr>
+          <w:p>
+            <w:r/>
+            <w:r>
+              <w:rPr>
+                <w:sz w:val="20"/>
+              </w:rPr>
+              <w:t>PSF-2.0</w:t>
+            </w:r>
+          </w:p>
+        </w:tc>
+        <w:tc>
+          <w:tcPr>
+            <w:tcW w:type="dxa" w:w="3402"/>
+          </w:tcPr>
+          <w:p>
+            <w:r/>
+            <w:r>
+              <w:rPr>
+                <w:sz w:val="20"/>
+              </w:rPr>
+              <w:t>Лицензия Python Software Foundation, разрешительная.</w:t>
+            </w:r>
+          </w:p>
+        </w:tc>
+      </w:tr>
+      <w:tr>
+        <w:tc>
+          <w:tcPr>
+            <w:tcW w:type="dxa" w:w="2268"/>
+          </w:tcPr>
+          <w:p>
+            <w:r/>
+            <w:r>
+              <w:rPr>
+                <w:sz w:val="20"/>
+              </w:rPr>
+              <w:t>tzdata</w:t>
+            </w:r>
+          </w:p>
+        </w:tc>
+        <w:tc>
+          <w:tcPr>
+            <w:tcW w:type="dxa" w:w="1247"/>
+          </w:tcPr>
+          <w:p>
+            <w:r/>
+            <w:r>
+              <w:rPr>
+                <w:sz w:val="20"/>
+              </w:rPr>
+              <w:t>2026.3</w:t>
+            </w:r>
+          </w:p>
+        </w:tc>
+        <w:tc>
+          <w:tcPr>
+            <w:tcW w:type="dxa" w:w="2154"/>
+          </w:tcPr>
+          <w:p>
+            <w:r/>
+            <w:r>
+              <w:rPr>
+                <w:sz w:val="20"/>
+              </w:rPr>
+              <w:t>Apache-2.0</w:t>
+            </w:r>
+          </w:p>
+        </w:tc>
+        <w:tc>
+          <w:tcPr>
+            <w:tcW w:type="dxa" w:w="3402"/>
+          </w:tcPr>
+          <w:p>
+            <w:r/>
+            <w:r>
+              <w:rPr>
+                <w:sz w:val="20"/>
+              </w:rPr>
+              <w:t>Разрешительная лицензия: требуется сохранение уведомления и текста лицензии.</w:t>
+            </w:r>
+          </w:p>
+        </w:tc>
+      </w:tr>
+      <w:tr>
+        <w:tc>
+          <w:tcPr>
+            <w:tcW w:type="dxa" w:w="2268"/>
+          </w:tcPr>
+          <w:p>
+            <w:r/>
+            <w:r>
+              <w:rPr>
+                <w:sz w:val="20"/>
+              </w:rPr>
+              <w:t>tzlocal</w:t>
+            </w:r>
+          </w:p>
+        </w:tc>
+        <w:tc>
+          <w:tcPr>
+            <w:tcW w:type="dxa" w:w="1247"/>
+          </w:tcPr>
+          <w:p>
+            <w:r/>
+            <w:r>
+              <w:rPr>
+                <w:sz w:val="20"/>
+              </w:rPr>
+              <w:t>5.4.4</w:t>
+            </w:r>
+          </w:p>
+        </w:tc>
+        <w:tc>
+          <w:tcPr>
+            <w:tcW w:type="dxa" w:w="2154"/>
+          </w:tcPr>
+          <w:p>
+            <w:r/>
+            <w:r>
+              <w:rPr>
+                <w:sz w:val="20"/>
+              </w:rPr>
+              <w:t>MIT</w:t>
+            </w:r>
+          </w:p>
+        </w:tc>
+        <w:tc>
+          <w:tcPr>
+            <w:tcW w:type="dxa" w:w="3402"/>
+          </w:tcPr>
+          <w:p>
+            <w:r/>
+            <w:r>
+              <w:rPr>
+                <w:sz w:val="20"/>
+              </w:rPr>
+              <w:t>Разрешительная лицензия: требуется сохранение уведомления об авторских правах.</w:t>
+            </w:r>
+          </w:p>
+        </w:tc>
+      </w:tr>
+      <w:tr>
+        <w:tc>
+          <w:tcPr>
+            <w:tcW w:type="dxa" w:w="2268"/>
+          </w:tcPr>
+          <w:p>
+            <w:r/>
+            <w:r>
+              <w:rPr>
+                <w:sz w:val="20"/>
+              </w:rPr>
+              <w:t>urllib3</w:t>
+            </w:r>
+          </w:p>
+        </w:tc>
+        <w:tc>
+          <w:tcPr>
+            <w:tcW w:type="dxa" w:w="1247"/>
+          </w:tcPr>
+          <w:p>
+            <w:r/>
+            <w:r>
+              <w:rPr>
+                <w:sz w:val="20"/>
+              </w:rPr>
+              <w:t>2.7.0</w:t>
+            </w:r>
+          </w:p>
+        </w:tc>
+        <w:tc>
+          <w:tcPr>
+            <w:tcW w:type="dxa" w:w="2154"/>
+          </w:tcPr>
+          <w:p>
+            <w:r/>
+            <w:r>
+              <w:rPr>
+                <w:sz w:val="20"/>
+              </w:rPr>
+              <w:t>MIT</w:t>
+            </w:r>
+          </w:p>
+        </w:tc>
+        <w:tc>
+          <w:tcPr>
+            <w:tcW w:type="dxa" w:w="3402"/>
+          </w:tcPr>
+          <w:p>
+            <w:r/>
+            <w:r>
+              <w:rPr>
+                <w:sz w:val="20"/>
+              </w:rPr>
+              <w:t>Разрешительная лицензия: требуется сохранение уведомления об авторских правах.</w:t>
+            </w:r>
+          </w:p>
+        </w:tc>
+      </w:tr>
+      <w:tr>
+        <w:tc>
+          <w:tcPr>
+            <w:tcW w:type="dxa" w:w="2268"/>
+          </w:tcPr>
+          <w:p>
+            <w:r/>
+            <w:r>
+              <w:rPr>
+                <w:sz w:val="20"/>
+              </w:rPr>
+              <w:t>vobject</w:t>
+            </w:r>
+          </w:p>
+        </w:tc>
+        <w:tc>
+          <w:tcPr>
+            <w:tcW w:type="dxa" w:w="1247"/>
+          </w:tcPr>
+          <w:p>
+            <w:r/>
+            <w:r>
+              <w:rPr>
+                <w:sz w:val="20"/>
+              </w:rPr>
+              <w:t>0.9.9</w:t>
+            </w:r>
+          </w:p>
+        </w:tc>
+        <w:tc>
+          <w:tcPr>
+            <w:tcW w:type="dxa" w:w="2154"/>
+          </w:tcPr>
+          <w:p>
+            <w:r/>
+            <w:r>
+              <w:rPr>
+                <w:sz w:val="20"/>
+              </w:rPr>
+              <w:t>Apache</w:t>
+            </w:r>
+          </w:p>
+        </w:tc>
+        <w:tc>
+          <w:tcPr>
+            <w:tcW w:type="dxa" w:w="3402"/>
+          </w:tcPr>
+          <w:p>
+            <w:r/>
+            <w:r>
+              <w:rPr>
+                <w:sz w:val="20"/>
+              </w:rPr>
+              <w:t>Разрешительная лицензия: требуется сохранение уведомления и текста лицензии.</w:t>
+            </w:r>
+          </w:p>
+        </w:tc>
+      </w:tr>
+      <w:tr>
+        <w:tc>
+          <w:tcPr>
+            <w:tcW w:type="dxa" w:w="2268"/>
+          </w:tcPr>
+          <w:p>
+            <w:r/>
+            <w:r>
+              <w:rPr>
+                <w:sz w:val="20"/>
+              </w:rPr>
+              <w:t>x-wr-timezone</w:t>
+            </w:r>
+          </w:p>
+        </w:tc>
+        <w:tc>
+          <w:tcPr>
+            <w:tcW w:type="dxa" w:w="1247"/>
+          </w:tcPr>
+          <w:p>
+            <w:r/>
+            <w:r>
+              <w:rPr>
+                <w:sz w:val="20"/>
+              </w:rPr>
+              <w:t>2.0.1</w:t>
+            </w:r>
+          </w:p>
+        </w:tc>
+        <w:tc>
+          <w:tcPr>
+            <w:tcW w:type="dxa" w:w="2154"/>
+          </w:tcPr>
+          <w:p>
+            <w:r/>
+            <w:r>
+              <w:rPr>
+                <w:sz w:val="20"/>
+              </w:rPr>
+              <w:t>LGPL-3.0-or-later</w:t>
+            </w:r>
+          </w:p>
+        </w:tc>
+        <w:tc>
+          <w:tcPr>
+            <w:tcW w:type="dxa" w:w="3402"/>
+          </w:tcPr>
+          <w:p>
+            <w:r/>
+            <w:r>
+              <w:rPr>
+                <w:sz w:val="20"/>
+              </w:rPr>
+              <w:t>Свободная лицензия с «слабым» копилефтом: использование в проприетарной программе допускается при динамическом связывании и возможности замены компонента пользователем; пакет не модифицируется, поставляется отдельным модулем внутри окружения.</w:t>
+            </w:r>
+          </w:p>
+        </w:tc>
+      </w:tr>
+      <w:tr>
+        <w:tc>
+          <w:tcPr>
+            <w:tcW w:type="dxa" w:w="2268"/>
+          </w:tcPr>
+          <w:p>
+            <w:r/>
+            <w:r>
+              <w:rPr>
+                <w:sz w:val="20"/>
+              </w:rPr>
+              <w:t>zipp</w:t>
+            </w:r>
+          </w:p>
+        </w:tc>
+        <w:tc>
+          <w:tcPr>
+            <w:tcW w:type="dxa" w:w="1247"/>
+          </w:tcPr>
+          <w:p>
+            <w:r/>
+            <w:r>
+              <w:rPr>
+                <w:sz w:val="20"/>
+              </w:rPr>
+              <w:t>4.1.0</w:t>
+            </w:r>
+          </w:p>
+        </w:tc>
+        <w:tc>
+          <w:tcPr>
+            <w:tcW w:type="dxa" w:w="2154"/>
+          </w:tcPr>
+          <w:p>
+            <w:r/>
+            <w:r>
+              <w:rPr>
+                <w:sz w:val="20"/>
+              </w:rPr>
+              <w:t>MIT</w:t>
+            </w:r>
+          </w:p>
+        </w:tc>
+        <w:tc>
+          <w:tcPr>
+            <w:tcW w:type="dxa" w:w="3402"/>
+          </w:tcPr>
+          <w:p>
+            <w:r/>
+            <w:r>
+              <w:rPr>
+                <w:sz w:val="20"/>
+              </w:rPr>
+              <w:t>Разрешительная лицензия: требуется сохранение уведомления об авторских правах.</w:t>
+            </w:r>
+          </w:p>
+        </w:tc>
+      </w:tr>
+    </w:tbl>
+    <w:p/>
     <w:p>
       <w:pPr>
         <w:pStyle w:val="Heading1"/>

--- a/docs/registry/out/05_Перечень_сторонних_компонентов_и_лицензий.docx
+++ b/docs/registry/out/05_Перечень_сторонних_компонентов_и_лицензий.docx
@@ -60,7 +60,7 @@
         <w:jc w:val="center"/>
       </w:pPr>
       <w:r>
-        <w:t>Версия 0.0.1-61</w:t>
+        <w:t>Версия 0.0.1-63</w:t>
         <w:br/>
         <w:t>Правообладатель: Пономарев Роман Сергеевич</w:t>
         <w:br/>

--- a/docs/registry/out/05_Перечень_сторонних_компонентов_и_лицензий.docx
+++ b/docs/registry/out/05_Перечень_сторонних_компонентов_и_лицензий.docx
@@ -60,7 +60,7 @@
         <w:jc w:val="center"/>
       </w:pPr>
       <w:r>
-        <w:t>Версия 0.0.1-63</w:t>
+        <w:t>Версия 0.0.1-66</w:t>
         <w:br/>
         <w:t>Правообладатель: Пономарев Роман Сергеевич</w:t>
         <w:br/>

--- a/docs/registry/out/05_Перечень_сторонних_компонентов_и_лицензий.docx
+++ b/docs/registry/out/05_Перечень_сторонних_компонентов_и_лицензий.docx
@@ -60,7 +60,7 @@
         <w:jc w:val="center"/>
       </w:pPr>
       <w:r>
-        <w:t>Версия 0.0.1-66</w:t>
+        <w:t>Версия 0.0.1-70</w:t>
         <w:br/>
         <w:t>Правообладатель: Пономарев Роман Сергеевич</w:t>
         <w:br/>

--- a/docs/registry/out/05_Перечень_сторонних_компонентов_и_лицензий.docx
+++ b/docs/registry/out/05_Перечень_сторонних_компонентов_и_лицензий.docx
@@ -60,7 +60,7 @@
         <w:jc w:val="center"/>
       </w:pPr>
       <w:r>
-        <w:t>Версия 0.0.1-70</w:t>
+        <w:t>Версия 0.0.1-74</w:t>
         <w:br/>
         <w:t>Правообладатель: Пономарев Роман Сергеевич</w:t>
         <w:br/>

--- a/docs/registry/out/05_Перечень_сторонних_компонентов_и_лицензий.docx
+++ b/docs/registry/out/05_Перечень_сторонних_компонентов_и_лицензий.docx
@@ -60,7 +60,7 @@
         <w:jc w:val="center"/>
       </w:pPr>
       <w:r>
-        <w:t>Версия 0.0.1-74</w:t>
+        <w:t>Версия 0.0.1-77</w:t>
         <w:br/>
         <w:t>Правообладатель: Пономарев Роман Сергеевич</w:t>
         <w:br/>
